--- a/source/data/Summary and ask - T1 readmes.docx
+++ b/source/data/Summary and ask - T1 readmes.docx
@@ -4,8 +4,45 @@
   <w:body>
     <w:p>
       <w:pPr>
+        <w:pStyle w:val="Heading1"/>
+      </w:pPr>
+      <w:r>
+        <w:rPr>
+          <w:rStyle w:val="Heading1Char"/>
+        </w:rPr>
+        <w:t>Demo</w:t>
+      </w:r>
+      <w:r>
+        <w:rPr>
+          <w:rStyle w:val="Heading1Char"/>
+        </w:rPr>
+        <w:t xml:space="preserve"> summary</w:t>
+      </w:r>
+      <w:r>
+        <w:rPr>
+          <w:rStyle w:val="Heading1Char"/>
+        </w:rPr>
+        <w:t xml:space="preserve"> and discussion topics</w:t>
+      </w:r>
+      <w:r>
+        <w:t xml:space="preserve"> (June 29, </w:t>
+      </w:r>
+      <w:proofErr w:type="gramStart"/>
+      <w:r>
+        <w:t>2026</w:t>
+      </w:r>
+      <w:proofErr w:type="gramEnd"/>
+      <w:r>
+        <w:t xml:space="preserve"> meeting)</w:t>
+      </w:r>
+    </w:p>
+    <w:p>
+      <w:pPr>
         <w:pStyle w:val="Heading2"/>
       </w:pPr>
+      <w:r>
+        <w:br/>
+      </w:r>
       <w:r>
         <w:t>Summary of the demo</w:t>
       </w:r>
@@ -43,10 +80,7 @@
         <w:t>n the package pages</w:t>
       </w:r>
       <w:r>
-        <w:t>, o</w:t>
-      </w:r>
-      <w:r>
-        <w:t>nly links are updated</w:t>
+        <w:t>, only links are updated</w:t>
       </w:r>
     </w:p>
     <w:p>
@@ -82,7 +116,10 @@
         </w:numPr>
       </w:pPr>
       <w:r>
-        <w:t>Currenly o</w:t>
+        <w:t>Currently</w:t>
+      </w:r>
+      <w:r>
+        <w:t xml:space="preserve"> o</w:t>
       </w:r>
       <w:r>
         <w:t>ld guides will not be updated</w:t>
@@ -133,7 +170,15 @@
         </w:numPr>
       </w:pPr>
       <w:r>
-        <w:t>When the user come to the forms readme from a prior year package</w:t>
+        <w:t xml:space="preserve">When the user come to the </w:t>
+      </w:r>
+      <w:proofErr w:type="gramStart"/>
+      <w:r>
+        <w:t>forms</w:t>
+      </w:r>
+      <w:proofErr w:type="gramEnd"/>
+      <w:r>
+        <w:t xml:space="preserve"> readme from a prior year package</w:t>
       </w:r>
       <w:r>
         <w:t>:</w:t>
@@ -157,18 +202,36 @@
         <w:t xml:space="preserve"> to their year</w:t>
       </w:r>
       <w:r>
-        <w:t xml:space="preserve"> (uses a URL parameter such as</w:t>
-      </w:r>
-      <w:r>
-        <w:t xml:space="preserve"> </w:t>
+        <w:t xml:space="preserve"> (uses a URL parameter such </w:t>
+      </w:r>
+      <w:proofErr w:type="gramStart"/>
+      <w:r>
+        <w:t xml:space="preserve">as </w:t>
       </w:r>
       <w:r>
         <w:rPr>
           <w:b/>
           <w:bCs/>
         </w:rPr>
-        <w:t>?yr=2018&amp;rgn=mb#prvs-yrs</w:t>
-      </w:r>
+        <w:t>?yr</w:t>
+      </w:r>
+      <w:proofErr w:type="gramEnd"/>
+      <w:r>
+        <w:rPr>
+          <w:b/>
+          <w:bCs/>
+        </w:rPr>
+        <w:t>=2018&amp;rgn=</w:t>
+      </w:r>
+      <w:proofErr w:type="spellStart"/>
+      <w:r>
+        <w:rPr>
+          <w:b/>
+          <w:bCs/>
+        </w:rPr>
+        <w:t>mb#prvs-yrs</w:t>
+      </w:r>
+      <w:proofErr w:type="spellEnd"/>
       <w:r>
         <w:t>)</w:t>
       </w:r>
@@ -209,10 +272,10 @@
         <w:t xml:space="preserve">They will </w:t>
       </w:r>
       <w:r>
-        <w:t>be archichec</w:t>
-      </w:r>
-      <w:r>
-        <w:t>ted</w:t>
+        <w:t xml:space="preserve">be </w:t>
+      </w:r>
+      <w:r>
+        <w:t>architected</w:t>
       </w:r>
       <w:r>
         <w:t xml:space="preserve"> under </w:t>
@@ -222,13 +285,7 @@
           <w:rPr>
             <w:rStyle w:val="Hyperlink"/>
           </w:rPr>
-          <w:t xml:space="preserve">CRA </w:t>
-        </w:r>
-        <w:r>
-          <w:rPr>
-            <w:rStyle w:val="Hyperlink"/>
-          </w:rPr>
-          <w:t>forms listed by number</w:t>
+          <w:t>CRA forms listed by number</w:t>
         </w:r>
       </w:hyperlink>
     </w:p>
@@ -329,13 +386,7 @@
         <w:t>approval</w:t>
       </w:r>
       <w:r>
-        <w:t xml:space="preserve"> to change the H1s of the forms listing page as follows</w:t>
-      </w:r>
-      <w:r>
-        <w:t xml:space="preserve"> </w:t>
-      </w:r>
-      <w:r>
-        <w:t xml:space="preserve">(for cleaner and more consistent H1s and </w:t>
+        <w:t xml:space="preserve"> to change the H1s of the forms listing page as follows (for cleaner and more consistent H1s and </w:t>
       </w:r>
       <w:r>
         <w:t>breadcrumbs</w:t>
@@ -360,7 +411,16 @@
             <w:strike/>
             <w:color w:val="EE0000"/>
           </w:rPr>
-          <w:t>Canada Revenue Agency</w:t>
+          <w:t xml:space="preserve">Canada Revenue </w:t>
+        </w:r>
+        <w:proofErr w:type="spellStart"/>
+        <w:r>
+          <w:rPr>
+            <w:rStyle w:val="Hyperlink"/>
+            <w:strike/>
+            <w:color w:val="EE0000"/>
+          </w:rPr>
+          <w:t>Agency</w:t>
         </w:r>
         <w:r>
           <w:rPr>
@@ -369,6 +429,7 @@
           </w:rPr>
           <w:t>CRA</w:t>
         </w:r>
+        <w:proofErr w:type="spellEnd"/>
         <w:r>
           <w:rPr>
             <w:rStyle w:val="Hyperlink"/>
@@ -404,7 +465,17 @@
             <w:color w:val="EE0000"/>
             <w:lang w:val="fr-FR"/>
           </w:rPr>
-          <w:t>Agence du revenu du Canada</w:t>
+          <w:t xml:space="preserve">Agence du revenu du </w:t>
+        </w:r>
+        <w:proofErr w:type="spellStart"/>
+        <w:r>
+          <w:rPr>
+            <w:rStyle w:val="Hyperlink"/>
+            <w:strike/>
+            <w:color w:val="EE0000"/>
+            <w:lang w:val="fr-FR"/>
+          </w:rPr>
+          <w:t>Canada</w:t>
         </w:r>
         <w:r>
           <w:rPr>
@@ -414,6 +485,7 @@
           </w:rPr>
           <w:t>ARC</w:t>
         </w:r>
+        <w:proofErr w:type="spellEnd"/>
         <w:r>
           <w:rPr>
             <w:rStyle w:val="Hyperlink"/>
@@ -594,6 +666,7 @@
         </w:numPr>
       </w:pPr>
       <w:r>
+        <w:lastRenderedPageBreak/>
         <w:t xml:space="preserve">Provide </w:t>
       </w:r>
       <w:r>
@@ -741,8 +814,15 @@
         </w:numPr>
       </w:pPr>
       <w:r>
-        <w:lastRenderedPageBreak/>
-        <w:t>I recommend these link be change to the “</w:t>
+        <w:t xml:space="preserve">I recommend </w:t>
+      </w:r>
+      <w:proofErr w:type="gramStart"/>
+      <w:r>
+        <w:t>these link</w:t>
+      </w:r>
+      <w:proofErr w:type="gramEnd"/>
+      <w:r>
+        <w:t xml:space="preserve"> be change to the “</w:t>
       </w:r>
       <w:r>
         <w:t>Get another format or a previous year version</w:t>
@@ -804,13 +884,21 @@
         <w:t>be updated again until they are phased out. The destination tables will be updated each year.</w:t>
       </w:r>
       <w:r>
-        <w:t xml:space="preserve"> (Not mocked</w:t>
+        <w:t xml:space="preserve"> (Not </w:t>
+      </w:r>
+      <w:proofErr w:type="gramStart"/>
+      <w:r>
+        <w:t>mocked</w:t>
       </w:r>
       <w:r>
         <w:t>-</w:t>
       </w:r>
       <w:r>
-        <w:t>up)</w:t>
+        <w:t>up</w:t>
+      </w:r>
+      <w:proofErr w:type="gramEnd"/>
+      <w:r>
+        <w:t>)</w:t>
       </w:r>
     </w:p>
     <w:p>
@@ -835,10 +923,13 @@
         <w:t>(to be discussed)</w:t>
       </w:r>
       <w:r>
-        <w:t>. I believe provincial forms are clear enough and do not need these details</w:t>
-      </w:r>
-      <w:r>
-        <w:t>, but correct me if they are not</w:t>
+        <w:t xml:space="preserve">. I believe provincial forms are clear enough and do not need these </w:t>
+      </w:r>
+      <w:r>
+        <w:t>details… but</w:t>
+      </w:r>
+      <w:r>
+        <w:t xml:space="preserve"> correct me if they are not</w:t>
       </w:r>
       <w:r>
         <w:t>.</w:t>
@@ -873,8 +964,13 @@
       <w:r>
         <w:t>(</w:t>
       </w:r>
-      <w:r>
-        <w:t>eg: 5000-S7)</w:t>
+      <w:proofErr w:type="spellStart"/>
+      <w:r>
+        <w:t>eg</w:t>
+      </w:r>
+      <w:proofErr w:type="spellEnd"/>
+      <w:r>
+        <w:t>: 5000-S7)</w:t>
       </w:r>
     </w:p>
     <w:p>
@@ -911,7 +1007,15 @@
         <w:ind w:left="720"/>
       </w:pPr>
       <w:r>
-        <w:t>(pour tous)</w:t>
+        <w:t xml:space="preserve">(pour </w:t>
+      </w:r>
+      <w:proofErr w:type="spellStart"/>
+      <w:r>
+        <w:t>tous</w:t>
+      </w:r>
+      <w:proofErr w:type="spellEnd"/>
+      <w:r>
+        <w:t>)</w:t>
       </w:r>
     </w:p>
     <w:p>
@@ -928,7 +1032,23 @@
           <w:b/>
           <w:bCs/>
         </w:rPr>
-        <w:t>When it is for all, but with exceptions (eg: 5000-S2)</w:t>
+        <w:t>When it is for all, but with exceptions (</w:t>
+      </w:r>
+      <w:proofErr w:type="spellStart"/>
+      <w:r>
+        <w:rPr>
+          <w:b/>
+          <w:bCs/>
+        </w:rPr>
+        <w:t>eg</w:t>
+      </w:r>
+      <w:proofErr w:type="spellEnd"/>
+      <w:r>
+        <w:rPr>
+          <w:b/>
+          <w:bCs/>
+        </w:rPr>
+        <w:t>: 5000-S2)</w:t>
       </w:r>
     </w:p>
     <w:p>
@@ -960,7 +1080,21 @@
         <w:rPr>
           <w:lang w:val="fr-CA"/>
         </w:rPr>
-        <w:t>(pour tous sauf QC et non-résidents)</w:t>
+        <w:t>(</w:t>
+      </w:r>
+      <w:proofErr w:type="gramStart"/>
+      <w:r>
+        <w:rPr>
+          <w:lang w:val="fr-CA"/>
+        </w:rPr>
+        <w:t>pour</w:t>
+      </w:r>
+      <w:proofErr w:type="gramEnd"/>
+      <w:r>
+        <w:rPr>
+          <w:lang w:val="fr-CA"/>
+        </w:rPr>
+        <w:t xml:space="preserve"> tous sauf QC et non-résidents)</w:t>
       </w:r>
     </w:p>
     <w:p>
@@ -980,7 +1114,23 @@
           <w:b/>
           <w:bCs/>
         </w:rPr>
-        <w:t>year (eg: 5000-R)</w:t>
+        <w:t>year (</w:t>
+      </w:r>
+      <w:proofErr w:type="spellStart"/>
+      <w:r>
+        <w:rPr>
+          <w:b/>
+          <w:bCs/>
+        </w:rPr>
+        <w:t>eg</w:t>
+      </w:r>
+      <w:proofErr w:type="spellEnd"/>
+      <w:r>
+        <w:rPr>
+          <w:b/>
+          <w:bCs/>
+        </w:rPr>
+        <w:t>: 5000-R)</w:t>
       </w:r>
     </w:p>
     <w:p>
@@ -1012,7 +1162,21 @@
         <w:rPr>
           <w:lang w:val="fr-CA"/>
         </w:rPr>
-        <w:t>(pour plusieurs provinces et territoires)</w:t>
+        <w:t>(</w:t>
+      </w:r>
+      <w:proofErr w:type="gramStart"/>
+      <w:r>
+        <w:rPr>
+          <w:lang w:val="fr-CA"/>
+        </w:rPr>
+        <w:t>pour</w:t>
+      </w:r>
+      <w:proofErr w:type="gramEnd"/>
+      <w:r>
+        <w:rPr>
+          <w:lang w:val="fr-CA"/>
+        </w:rPr>
+        <w:t xml:space="preserve"> plusieurs provinces et territoires)</w:t>
       </w:r>
     </w:p>
     <w:p>
@@ -1032,7 +1196,23 @@
           <w:b/>
           <w:bCs/>
         </w:rPr>
-        <w:t>only (eg: 5009-R)</w:t>
+        <w:t>only (</w:t>
+      </w:r>
+      <w:proofErr w:type="spellStart"/>
+      <w:r>
+        <w:rPr>
+          <w:b/>
+          <w:bCs/>
+        </w:rPr>
+        <w:t>eg</w:t>
+      </w:r>
+      <w:proofErr w:type="spellEnd"/>
+      <w:r>
+        <w:rPr>
+          <w:b/>
+          <w:bCs/>
+        </w:rPr>
+        <w:t>: 5009-R)</w:t>
       </w:r>
     </w:p>
     <w:p>
@@ -1087,22 +1267,33 @@
         </w:numPr>
       </w:pPr>
       <w:r>
-        <w:t xml:space="preserve">The uniqueness of the H1 is more important, so </w:t>
-      </w:r>
-      <w:r>
-        <w:t xml:space="preserve"> some exceptions might be warranted</w:t>
+        <w:t xml:space="preserve">The uniqueness of the H1 is more important, </w:t>
+      </w:r>
+      <w:r>
+        <w:t>so some</w:t>
+      </w:r>
+      <w:r>
+        <w:t xml:space="preserve"> exceptions might be warranted</w:t>
       </w:r>
       <w:r>
         <w:rPr>
           <w:highlight w:val="yellow"/>
         </w:rPr>
-        <w:t xml:space="preserve"> </w:t>
-      </w:r>
+        <w:t xml:space="preserve"> (</w:t>
+      </w:r>
+      <w:proofErr w:type="spellStart"/>
       <w:r>
         <w:rPr>
           <w:highlight w:val="yellow"/>
         </w:rPr>
-        <w:t>(eg: 5000-R and 5015-R</w:t>
+        <w:t>eg</w:t>
+      </w:r>
+      <w:proofErr w:type="spellEnd"/>
+      <w:r>
+        <w:rPr>
+          <w:highlight w:val="yellow"/>
+        </w:rPr>
+        <w:t>: 5000-R and 5015-R</w:t>
       </w:r>
       <w:r>
         <w:rPr>
@@ -3483,6 +3674,7 @@
   <w:style w:type="character" w:default="1" w:styleId="DefaultParagraphFont">
     <w:name w:val="Default Paragraph Font"/>
     <w:uiPriority w:val="1"/>
+    <w:semiHidden/>
     <w:unhideWhenUsed/>
   </w:style>
   <w:style w:type="table" w:default="1" w:styleId="TableNormal">

--- a/source/data/Summary and ask - T1 readmes.docx
+++ b/source/data/Summary and ask - T1 readmes.docx
@@ -4,7 +4,7 @@
   <w:body>
     <w:p>
       <w:pPr>
-        <w:pStyle w:val="Heading1"/>
+        <w:pStyle w:val="Heading2"/>
       </w:pPr>
       <w:r>
         <w:rPr>
@@ -25,15 +25,13 @@
         <w:t xml:space="preserve"> and discussion topics</w:t>
       </w:r>
       <w:r>
-        <w:t xml:space="preserve"> (June 29, </w:t>
-      </w:r>
-      <w:proofErr w:type="gramStart"/>
-      <w:r>
-        <w:t>2026</w:t>
-      </w:r>
-      <w:proofErr w:type="gramEnd"/>
-      <w:r>
-        <w:t xml:space="preserve"> meeting)</w:t>
+        <w:t xml:space="preserve"> (June 29</w:t>
+      </w:r>
+      <w:r>
+        <w:t xml:space="preserve"> </w:t>
+      </w:r>
+      <w:r>
+        <w:t>meeting)</w:t>
       </w:r>
     </w:p>
     <w:p>
@@ -41,10 +39,7 @@
         <w:pStyle w:val="Heading2"/>
       </w:pPr>
       <w:r>
-        <w:br/>
-      </w:r>
-      <w:r>
-        <w:t>Summary of the demo</w:t>
+        <w:t>Summary</w:t>
       </w:r>
     </w:p>
     <w:p>
@@ -550,38 +545,27 @@
           <w:ilvl w:val="1"/>
           <w:numId w:val="7"/>
         </w:numPr>
-        <w:rPr>
-          <w:highlight w:val="yellow"/>
-        </w:rPr>
-      </w:pPr>
-      <w:r>
-        <w:rPr>
-          <w:highlight w:val="yellow"/>
-        </w:rPr>
-        <w:t xml:space="preserve">H1/Title: </w:t>
-      </w:r>
-      <w:r>
-        <w:rPr>
-          <w:highlight w:val="yellow"/>
-        </w:rPr>
+      </w:pPr>
+      <w:r>
+        <w:rPr>
+          <w:b/>
+          <w:bCs/>
+        </w:rPr>
+        <w:t>H1/Title:</w:t>
+      </w:r>
+      <w:r>
+        <w:t xml:space="preserve"> </w:t>
+      </w:r>
+      <w:r>
         <w:t xml:space="preserve">They </w:t>
       </w:r>
       <w:r>
-        <w:rPr>
-          <w:highlight w:val="yellow"/>
-        </w:rPr>
         <w:t>will be the same</w:t>
       </w:r>
       <w:r>
-        <w:rPr>
-          <w:highlight w:val="yellow"/>
-        </w:rPr>
         <w:t>. Use suggested endings</w:t>
       </w:r>
       <w:r>
-        <w:rPr>
-          <w:highlight w:val="yellow"/>
-        </w:rPr>
         <w:t xml:space="preserve"> below.</w:t>
       </w:r>
     </w:p>
@@ -592,15 +576,19 @@
           <w:ilvl w:val="1"/>
           <w:numId w:val="7"/>
         </w:numPr>
-        <w:rPr>
-          <w:highlight w:val="yellow"/>
-        </w:rPr>
-      </w:pPr>
-      <w:r>
-        <w:rPr>
-          <w:highlight w:val="yellow"/>
-        </w:rPr>
-        <w:t>Intro/description: ...</w:t>
+      </w:pPr>
+      <w:r>
+        <w:rPr>
+          <w:b/>
+          <w:bCs/>
+        </w:rPr>
+        <w:t>Intro/description:</w:t>
+      </w:r>
+      <w:r>
+        <w:t xml:space="preserve"> </w:t>
+      </w:r>
+      <w:r>
+        <w:t>They will also be the same. Write concise intros, but don’t be concerned about the rules of the of descriptions. They are minimally used now, and they will get truncated by search engines, if they are used.</w:t>
       </w:r>
     </w:p>
     <w:p>
@@ -610,26 +598,21 @@
           <w:ilvl w:val="1"/>
           <w:numId w:val="7"/>
         </w:numPr>
-        <w:rPr>
-          <w:highlight w:val="yellow"/>
-        </w:rPr>
-      </w:pPr>
-      <w:r>
-        <w:rPr>
-          <w:highlight w:val="yellow"/>
-        </w:rPr>
-        <w:t xml:space="preserve">Keywords: optional. Words that don’t make it to the H1 </w:t>
-      </w:r>
-      <w:r>
-        <w:rPr>
-          <w:highlight w:val="yellow"/>
-        </w:rPr>
+      </w:pPr>
+      <w:r>
+        <w:rPr>
+          <w:b/>
+          <w:bCs/>
+        </w:rPr>
+        <w:t xml:space="preserve">Keywords: </w:t>
+      </w:r>
+      <w:r>
+        <w:t xml:space="preserve">optional. Words that don’t make it to the H1 </w:t>
+      </w:r>
+      <w:r>
         <w:t>can be added as keywords instead</w:t>
       </w:r>
       <w:r>
-        <w:rPr>
-          <w:highlight w:val="yellow"/>
-        </w:rPr>
         <w:t>.</w:t>
       </w:r>
     </w:p>
@@ -640,21 +623,32 @@
           <w:ilvl w:val="1"/>
           <w:numId w:val="7"/>
         </w:numPr>
-        <w:rPr>
-          <w:highlight w:val="yellow"/>
-        </w:rPr>
-      </w:pPr>
-      <w:r>
-        <w:rPr>
-          <w:highlight w:val="yellow"/>
-        </w:rPr>
-        <w:t xml:space="preserve">Subject: </w:t>
-      </w:r>
-      <w:r>
-        <w:rPr>
-          <w:highlight w:val="yellow"/>
-        </w:rPr>
-        <w:t>...</w:t>
+      </w:pPr>
+      <w:r>
+        <w:t>Subject:</w:t>
+      </w:r>
+      <w:r>
+        <w:t xml:space="preserve"> Cascading </w:t>
+      </w:r>
+      <w:proofErr w:type="gramStart"/>
+      <w:r>
+        <w:t>drop-downs</w:t>
+      </w:r>
+      <w:proofErr w:type="gramEnd"/>
+      <w:r>
+        <w:br/>
+        <w:t xml:space="preserve">Suggestion: </w:t>
+      </w:r>
+      <w:r>
+        <w:t xml:space="preserve">Government of </w:t>
+      </w:r>
+      <w:proofErr w:type="gramStart"/>
+      <w:r>
+        <w:t>Canada :</w:t>
+      </w:r>
+      <w:proofErr w:type="gramEnd"/>
+      <w:r>
+        <w:t xml:space="preserve"> Subjects / Economics and Industry / Taxes / Income tax / Personal income tax</w:t>
       </w:r>
     </w:p>
     <w:p>
@@ -3674,7 +3668,6 @@
   <w:style w:type="character" w:default="1" w:styleId="DefaultParagraphFont">
     <w:name w:val="Default Paragraph Font"/>
     <w:uiPriority w:val="1"/>
-    <w:semiHidden/>
     <w:unhideWhenUsed/>
   </w:style>
   <w:style w:type="table" w:default="1" w:styleId="TableNormal">
